--- a/backend-exhibits/Meta to Google Chat - Not Included Feature.docx
+++ b/backend-exhibits/Meta to Google Chat - Not Included Feature.docx
@@ -51,7 +51,7 @@
             <w:proofErr w:type="spellStart"/>
             <w:r>
               <w:rPr>
-                <w:rFonts w:ascii="Arial" w:eastAsia="Arial" w:hAnsi="Arial" w:cs="Arial"/>
+                <w:rFonts w:ascii="Arial" w:hAnsi="Arial" w:cs="Arial" w:eastAsia="Arial"/>
                 <w:b/>
                 <w:sz w:val="21"/>
                 <w:shd w:val="clear" w:color="auto" w:fill="DAE9F8"/>
@@ -61,7 +61,7 @@
             <w:proofErr w:type="spellEnd"/>
             <w:r>
               <w:rPr>
-                <w:rFonts w:ascii="Arial" w:eastAsia="Arial" w:hAnsi="Arial" w:cs="Arial"/>
+                <w:rFonts w:ascii="Arial" w:hAnsi="Arial" w:cs="Arial" w:eastAsia="Arial"/>
                 <w:b/>
                 <w:sz w:val="21"/>
                 <w:shd w:val="clear" w:color="auto" w:fill="DAE9F8"/>
@@ -92,7 +92,7 @@
             </w:pPr>
             <w:r>
               <w:rPr>
-                <w:rFonts w:ascii="Arial" w:eastAsia="Arial" w:hAnsi="Arial" w:cs="Arial"/>
+                <w:rFonts w:ascii="Arial" w:hAnsi="Arial" w:cs="Arial" w:eastAsia="Arial"/>
               </w:rPr>
               <w:t>Custom Emojis</w:t>
             </w:r>
@@ -116,7 +116,7 @@
             </w:pPr>
             <w:r>
               <w:rPr>
-                <w:rFonts w:ascii="Arial" w:eastAsia="Arial" w:hAnsi="Arial" w:cs="Arial"/>
+                <w:rFonts w:ascii="Arial" w:hAnsi="Arial" w:cs="Arial" w:eastAsia="Arial"/>
               </w:rPr>
               <w:t>No</w:t>
             </w:r>
@@ -144,7 +144,7 @@
             </w:pPr>
             <w:r>
               <w:rPr>
-                <w:rFonts w:ascii="Arial" w:eastAsia="Arial" w:hAnsi="Arial" w:cs="Arial"/>
+                <w:rFonts w:ascii="Arial" w:hAnsi="Arial" w:cs="Arial" w:eastAsia="Arial"/>
               </w:rPr>
               <w:t>Threads (Channels/Dm's/Groups)</w:t>
             </w:r>
@@ -168,7 +168,7 @@
             </w:pPr>
             <w:r>
               <w:rPr>
-                <w:rFonts w:ascii="Arial" w:eastAsia="Arial" w:hAnsi="Arial" w:cs="Arial"/>
+                <w:rFonts w:ascii="Arial" w:hAnsi="Arial" w:cs="Arial" w:eastAsia="Arial"/>
               </w:rPr>
               <w:t>No</w:t>
             </w:r>
@@ -197,14 +197,14 @@
             <w:proofErr w:type="gramStart"/>
             <w:r>
               <w:rPr>
-                <w:rFonts w:ascii="Arial" w:eastAsia="Arial" w:hAnsi="Arial" w:cs="Arial"/>
+                <w:rFonts w:ascii="Arial" w:hAnsi="Arial" w:cs="Arial" w:eastAsia="Arial"/>
               </w:rPr>
               <w:t>Reactions(</w:t>
             </w:r>
             <w:proofErr w:type="gramEnd"/>
             <w:r>
               <w:rPr>
-                <w:rFonts w:ascii="Arial" w:eastAsia="Arial" w:hAnsi="Arial" w:cs="Arial"/>
+                <w:rFonts w:ascii="Arial" w:hAnsi="Arial" w:cs="Arial" w:eastAsia="Arial"/>
               </w:rPr>
               <w:t>Dm's/Groups)</w:t>
             </w:r>
@@ -228,7 +228,7 @@
             </w:pPr>
             <w:r>
               <w:rPr>
-                <w:rFonts w:ascii="Arial" w:eastAsia="Arial" w:hAnsi="Arial" w:cs="Arial"/>
+                <w:rFonts w:ascii="Arial" w:hAnsi="Arial" w:cs="Arial" w:eastAsia="Arial"/>
               </w:rPr>
               <w:t>No</w:t>
             </w:r>
@@ -256,7 +256,7 @@
             </w:pPr>
             <w:r>
               <w:rPr>
-                <w:rFonts w:ascii="Arial" w:eastAsia="Arial" w:hAnsi="Arial" w:cs="Arial"/>
+                <w:rFonts w:ascii="Arial" w:hAnsi="Arial" w:cs="Arial" w:eastAsia="Arial"/>
               </w:rPr>
               <w:t>External user messages</w:t>
             </w:r>
@@ -280,7 +280,7 @@
             </w:pPr>
             <w:r>
               <w:rPr>
-                <w:rFonts w:ascii="Arial" w:eastAsia="Arial" w:hAnsi="Arial" w:cs="Arial"/>
+                <w:rFonts w:ascii="Arial" w:hAnsi="Arial" w:cs="Arial" w:eastAsia="Arial"/>
               </w:rPr>
               <w:t>No</w:t>
             </w:r>
@@ -309,7 +309,7 @@
             <w:proofErr w:type="spellStart"/>
             <w:r>
               <w:rPr>
-                <w:rFonts w:ascii="Arial" w:eastAsia="Arial" w:hAnsi="Arial" w:cs="Arial"/>
+                <w:rFonts w:ascii="Arial" w:hAnsi="Arial" w:cs="Arial" w:eastAsia="Arial"/>
               </w:rPr>
               <w:t>Self Messaging</w:t>
             </w:r>
@@ -334,7 +334,7 @@
             </w:pPr>
             <w:r>
               <w:rPr>
-                <w:rFonts w:ascii="Arial" w:eastAsia="Arial" w:hAnsi="Arial" w:cs="Arial"/>
+                <w:rFonts w:ascii="Arial" w:hAnsi="Arial" w:cs="Arial" w:eastAsia="Arial"/>
               </w:rPr>
               <w:t>No</w:t>
             </w:r>
@@ -362,7 +362,7 @@
             </w:pPr>
             <w:r>
               <w:rPr>
-                <w:rFonts w:ascii="Arial" w:eastAsia="Arial" w:hAnsi="Arial" w:cs="Arial"/>
+                <w:rFonts w:ascii="Arial" w:hAnsi="Arial" w:cs="Arial" w:eastAsia="Arial"/>
               </w:rPr>
               <w:t>Pinned Messages</w:t>
             </w:r>
@@ -387,14 +387,14 @@
             <w:proofErr w:type="gramStart"/>
             <w:r>
               <w:rPr>
-                <w:rFonts w:ascii="Arial" w:eastAsia="Arial" w:hAnsi="Arial" w:cs="Arial"/>
+                <w:rFonts w:ascii="Arial" w:hAnsi="Arial" w:cs="Arial" w:eastAsia="Arial"/>
               </w:rPr>
               <w:t>No(</w:t>
             </w:r>
             <w:proofErr w:type="gramEnd"/>
             <w:r>
               <w:rPr>
-                <w:rFonts w:ascii="Arial" w:eastAsia="Arial" w:hAnsi="Arial" w:cs="Arial"/>
+                <w:rFonts w:ascii="Arial" w:hAnsi="Arial" w:cs="Arial" w:eastAsia="Arial"/>
               </w:rPr>
               <w:t>Pinned messages will migrate as normal text)</w:t>
             </w:r>
@@ -422,7 +422,7 @@
             </w:pPr>
             <w:r>
               <w:rPr>
-                <w:rFonts w:ascii="Arial" w:eastAsia="Arial" w:hAnsi="Arial" w:cs="Arial"/>
+                <w:rFonts w:ascii="Arial" w:hAnsi="Arial" w:cs="Arial" w:eastAsia="Arial"/>
               </w:rPr>
               <w:t>Bot integrations</w:t>
             </w:r>
@@ -446,7 +446,7 @@
             </w:pPr>
             <w:r>
               <w:rPr>
-                <w:rFonts w:ascii="Arial" w:eastAsia="Arial" w:hAnsi="Arial" w:cs="Arial"/>
+                <w:rFonts w:ascii="Arial" w:hAnsi="Arial" w:cs="Arial" w:eastAsia="Arial"/>
               </w:rPr>
               <w:t>No</w:t>
             </w:r>
@@ -474,7 +474,7 @@
             </w:pPr>
             <w:r>
               <w:rPr>
-                <w:rFonts w:ascii="Arial" w:eastAsia="Arial" w:hAnsi="Arial" w:cs="Arial"/>
+                <w:rFonts w:ascii="Arial" w:hAnsi="Arial" w:cs="Arial" w:eastAsia="Arial"/>
               </w:rPr>
               <w:t>Supress the message reactions</w:t>
             </w:r>
@@ -498,7 +498,7 @@
             </w:pPr>
             <w:r>
               <w:rPr>
-                <w:rFonts w:ascii="Arial" w:eastAsia="Arial" w:hAnsi="Arial" w:cs="Arial"/>
+                <w:rFonts w:ascii="Arial" w:hAnsi="Arial" w:cs="Arial" w:eastAsia="Arial"/>
               </w:rPr>
               <w:t>No</w:t>
             </w:r>
@@ -526,7 +526,7 @@
             </w:pPr>
             <w:r>
               <w:rPr>
-                <w:rFonts w:ascii="Arial" w:eastAsia="Arial" w:hAnsi="Arial" w:cs="Arial"/>
+                <w:rFonts w:ascii="Arial" w:hAnsi="Arial" w:cs="Arial" w:eastAsia="Arial"/>
               </w:rPr>
               <w:t>Pre-Scan</w:t>
             </w:r>
@@ -550,7 +550,7 @@
             </w:pPr>
             <w:r>
               <w:rPr>
-                <w:rFonts w:ascii="Arial" w:eastAsia="Arial" w:hAnsi="Arial" w:cs="Arial"/>
+                <w:rFonts w:ascii="Arial" w:hAnsi="Arial" w:cs="Arial" w:eastAsia="Arial"/>
               </w:rPr>
               <w:t>No</w:t>
             </w:r>
@@ -573,10 +573,10 @@
   <w:docDefaults>
     <w:rPrDefault>
       <w:rPr>
-        <w:rFonts w:asciiTheme="minorHAnsi" w:eastAsiaTheme="minorEastAsia" w:hAnsiTheme="minorHAnsi" w:cstheme="minorBidi"/>
+        <w:rFonts w:ascii="Arial" w:hAnsi="Arial" w:cs="Arial" w:eastAsia="Arial"/>
         <w:kern w:val="2"/>
-        <w:sz w:val="24"/>
-        <w:szCs w:val="24"/>
+        <w:sz w:val="21"/>
+        <w:szCs w:val="21"/>
         <w:lang w:val="en-IN" w:eastAsia="en-IN" w:bidi="ar-SA"/>
         <w14:ligatures w14:val="standardContextual"/>
       </w:rPr>
@@ -972,9 +972,9 @@
       <w:spacing w:line="259" w:lineRule="auto"/>
     </w:pPr>
     <w:rPr>
-      <w:rFonts w:ascii="Calibri" w:eastAsia="Calibri" w:hAnsi="Calibri" w:cs="Calibri"/>
+      <w:rFonts w:ascii="Arial" w:hAnsi="Arial" w:cs="Arial" w:eastAsia="Arial"/>
       <w:color w:val="000000"/>
-      <w:sz w:val="22"/>
+      <w:sz w:val="21"/>
     </w:rPr>
   </w:style>
   <w:style w:type="character" w:default="1" w:styleId="DefaultParagraphFont">
